--- a/episodes/The_Dark_Rise_Episode_07.docx
+++ b/episodes/The_Dark_Rise_Episode_07.docx
@@ -426,7 +426,7 @@
           <w:sz w:val="24"/>
           <w:szCs w:val="24"/>
         </w:rPr>
-        <w:t xml:space="preserve">Beneath the ak-pu roots, the entity turned the previous night over with the patience of something that had already survived every mistake a younger power could make.</w:t>
+        <w:t xml:space="preserve">Beneath the iroko roots, the entity turned the previous night over with the patience of something that had already survived every mistake a younger power could make.</w:t>
       </w:r>
     </w:p>
     <w:p>
@@ -523,7 +523,7 @@
           <w:sz w:val="24"/>
           <w:szCs w:val="24"/>
         </w:rPr>
-        <w:t xml:space="preserve">She had touched the vessel first, before Amara, before the dibia, before Oso had ever heard its name spoken in fear. Her hands had been the first hands, wet with the same blood that now ran in the boy coiled inside the ak-pu roots a mile beyond her hut. Blood remembered the hands that had held it, the entity had learned, the same way it remembered a mother's grief and a brother's sleeping bond. It only needed a reason to look.</w:t>
+        <w:t xml:space="preserve">She had touched the vessel first, before Amara, before the dibia, before Oso had ever heard its name spoken in fear. Her hands had been the first hands, wet with the same blood that now ran in the boy coiled inside the iroko roots a mile beyond her hut. Blood remembered the hands that had held it, the entity had learned, the same way it remembered a mother's grief and a brother's sleeping bond. It only needed a reason to look.</w:t>
       </w:r>
     </w:p>
     <w:p>

--- a/episodes/The_Dark_Rise_Episode_07.docx
+++ b/episodes/The_Dark_Rise_Episode_07.docx
@@ -112,20 +112,7 @@
     </w:p>
     <w:p>
       <w:pPr>
-        <w:spacing w:after="0" w:line="360"/>
-      </w:pPr>
-      <w:r>
-        <w:rPr>
-          <w:rFonts w:ascii="Georgia" w:hAnsi="Georgia" w:cs="Georgia"/>
-          <w:sz w:val="24"/>
-          <w:szCs w:val="24"/>
-        </w:rPr>
-        <w:t xml:space="preserve"/>
-      </w:r>
-    </w:p>
-    <w:p>
-      <w:pPr>
-        <w:spacing w:after="60" w:line="360"/>
+        <w:spacing w:after="60" w:line="360" w:before="480"/>
         <w:ind w:firstLine="360"/>
       </w:pPr>
       <w:r>
@@ -293,20 +280,7 @@
     </w:p>
     <w:p>
       <w:pPr>
-        <w:spacing w:after="0" w:line="360"/>
-      </w:pPr>
-      <w:r>
-        <w:rPr>
-          <w:rFonts w:ascii="Georgia" w:hAnsi="Georgia" w:cs="Georgia"/>
-          <w:sz w:val="24"/>
-          <w:szCs w:val="24"/>
-        </w:rPr>
-        <w:t xml:space="preserve"/>
-      </w:r>
-    </w:p>
-    <w:p>
-      <w:pPr>
-        <w:spacing w:after="60" w:line="360"/>
+        <w:spacing w:after="60" w:line="360" w:before="480"/>
         <w:ind w:firstLine="360"/>
       </w:pPr>
       <w:r>
@@ -343,7 +317,7 @@
           <w:sz w:val="24"/>
           <w:szCs w:val="24"/>
         </w:rPr>
-        <w:t xml:space="preserve">"To remind me what she is capable of."</w:t>
+        <w:t xml:space="preserve">"To remind me what she is capable of," Amara said, her voice worn thin.</w:t>
       </w:r>
     </w:p>
     <w:p>
@@ -371,7 +345,7 @@
           <w:sz w:val="24"/>
           <w:szCs w:val="24"/>
         </w:rPr>
-        <w:t xml:space="preserve">"We agreed. Together. Watching."</w:t>
+        <w:t xml:space="preserve">"We agreed," Amara said, each word deliberate. "Together. Watching."</w:t>
       </w:r>
     </w:p>
     <w:p>
@@ -404,20 +378,7 @@
     </w:p>
     <w:p>
       <w:pPr>
-        <w:spacing w:after="0" w:line="360"/>
-      </w:pPr>
-      <w:r>
-        <w:rPr>
-          <w:rFonts w:ascii="Georgia" w:hAnsi="Georgia" w:cs="Georgia"/>
-          <w:sz w:val="24"/>
-          <w:szCs w:val="24"/>
-        </w:rPr>
-        <w:t xml:space="preserve"/>
-      </w:r>
-    </w:p>
-    <w:p>
-      <w:pPr>
-        <w:spacing w:after="60" w:line="360"/>
+        <w:spacing w:after="60" w:line="360" w:before="480"/>
         <w:ind w:firstLine="360"/>
       </w:pPr>
       <w:r>
@@ -473,20 +434,7 @@
     </w:p>
     <w:p>
       <w:pPr>
-        <w:spacing w:after="0" w:line="360"/>
-      </w:pPr>
-      <w:r>
-        <w:rPr>
-          <w:rFonts w:ascii="Georgia" w:hAnsi="Georgia" w:cs="Georgia"/>
-          <w:sz w:val="24"/>
-          <w:szCs w:val="24"/>
-        </w:rPr>
-        <w:t xml:space="preserve"/>
-      </w:r>
-    </w:p>
-    <w:p>
-      <w:pPr>
-        <w:spacing w:after="60" w:line="360"/>
+        <w:spacing w:after="60" w:line="360" w:before="480"/>
         <w:ind w:firstLine="360"/>
       </w:pPr>
       <w:r>
@@ -542,20 +490,7 @@
     </w:p>
     <w:p>
       <w:pPr>
-        <w:spacing w:after="0" w:line="360"/>
-      </w:pPr>
-      <w:r>
-        <w:rPr>
-          <w:rFonts w:ascii="Georgia" w:hAnsi="Georgia" w:cs="Georgia"/>
-          <w:sz w:val="24"/>
-          <w:szCs w:val="24"/>
-        </w:rPr>
-        <w:t xml:space="preserve"/>
-      </w:r>
-    </w:p>
-    <w:p>
-      <w:pPr>
-        <w:spacing w:after="60" w:line="360"/>
+        <w:spacing w:after="60" w:line="360" w:before="480"/>
         <w:ind w:firstLine="360"/>
       </w:pPr>
       <w:r>
@@ -597,15 +532,16 @@
     </w:p>
     <w:p>
       <w:pPr>
-        <w:spacing w:after="0" w:line="360"/>
-      </w:pPr>
-      <w:r>
-        <w:rPr>
-          <w:rFonts w:ascii="Georgia" w:hAnsi="Georgia" w:cs="Georgia"/>
-          <w:sz w:val="24"/>
-          <w:szCs w:val="24"/>
-        </w:rPr>
-        <w:t xml:space="preserve"/>
+        <w:spacing w:after="60" w:line="360" w:before="480"/>
+        <w:ind w:firstLine="360"/>
+      </w:pPr>
+      <w:r>
+        <w:rPr>
+          <w:rFonts w:ascii="Georgia" w:hAnsi="Georgia" w:cs="Georgia"/>
+          <w:sz w:val="24"/>
+          <w:szCs w:val="24"/>
+        </w:rPr>
+        <w:t xml:space="preserve">In the dark of Oso, the voice added a line to its ledger.</w:t>
       </w:r>
     </w:p>
     <w:p>
@@ -621,25 +557,12 @@
           <w:bCs/>
           <w:caps/>
         </w:rPr>
-        <w:t xml:space="preserve">VESSEL DEVELOPMENT: EARLY DENTITION, ACCELERATED. NEW THREAD IDENTIFIED: MATERNAL BLOOD CONTACT, MIDWIFE. THREAD STATUS: TESTED, NOT YET OPENED.</w:t>
-      </w:r>
-    </w:p>
-    <w:p>
-      <w:pPr>
-        <w:spacing w:after="0" w:line="360"/>
-      </w:pPr>
-      <w:r>
-        <w:rPr>
-          <w:rFonts w:ascii="Georgia" w:hAnsi="Georgia" w:cs="Georgia"/>
-          <w:sz w:val="24"/>
-          <w:szCs w:val="24"/>
-        </w:rPr>
-        <w:t xml:space="preserve"/>
-      </w:r>
-    </w:p>
-    <w:p>
-      <w:pPr>
-        <w:spacing w:after="60" w:line="360"/>
+        <w:t xml:space="preserve">Vessel development: early dentition, accelerated. New thread identified: maternal blood contact, midwife. Thread status: tested, not yet opened.</w:t>
+      </w:r>
+    </w:p>
+    <w:p>
+      <w:pPr>
+        <w:spacing w:after="60" w:line="360" w:before="480"/>
         <w:ind w:firstLine="360"/>
       </w:pPr>
       <w:r>
@@ -695,20 +618,7 @@
     </w:p>
     <w:p>
       <w:pPr>
-        <w:spacing w:after="0" w:line="360"/>
-      </w:pPr>
-      <w:r>
-        <w:rPr>
-          <w:rFonts w:ascii="Georgia" w:hAnsi="Georgia" w:cs="Georgia"/>
-          <w:sz w:val="24"/>
-          <w:szCs w:val="24"/>
-        </w:rPr>
-        <w:t xml:space="preserve"/>
-      </w:r>
-    </w:p>
-    <w:p>
-      <w:pPr>
-        <w:spacing w:after="60" w:line="360"/>
+        <w:spacing w:after="60" w:line="360" w:before="480"/>
         <w:ind w:firstLine="360"/>
       </w:pPr>
       <w:r>
@@ -778,20 +688,7 @@
     </w:p>
     <w:p>
       <w:pPr>
-        <w:spacing w:after="0" w:line="360"/>
-      </w:pPr>
-      <w:r>
-        <w:rPr>
-          <w:rFonts w:ascii="Georgia" w:hAnsi="Georgia" w:cs="Georgia"/>
-          <w:sz w:val="24"/>
-          <w:szCs w:val="24"/>
-        </w:rPr>
-        <w:t xml:space="preserve"/>
-      </w:r>
-    </w:p>
-    <w:p>
-      <w:pPr>
-        <w:spacing w:after="60" w:line="360"/>
+        <w:spacing w:after="60" w:line="360" w:before="480"/>
         <w:ind w:firstLine="360"/>
       </w:pPr>
       <w:r>
@@ -829,19 +726,6 @@
           <w:szCs w:val="24"/>
         </w:rPr>
         <w:t xml:space="preserve">No one in Idoro did, except a mother a few compounds away who was already lying awake, cataloguing threats she could name, while the one thing that could have warned her stirred quietly in another woman's blood, entirely unseen.</w:t>
-      </w:r>
-    </w:p>
-    <w:p>
-      <w:pPr>
-        <w:spacing w:after="0" w:line="360"/>
-      </w:pPr>
-      <w:r>
-        <w:rPr>
-          <w:rFonts w:ascii="Georgia" w:hAnsi="Georgia" w:cs="Georgia"/>
-          <w:sz w:val="24"/>
-          <w:szCs w:val="24"/>
-        </w:rPr>
-        <w:t xml:space="preserve"/>
       </w:r>
     </w:p>
     <w:sectPr>
